--- a/outputs/tables/Table9_OOS_OIL.docx
+++ b/outputs/tables/Table9_OOS_OIL.docx
@@ -311,7 +311,7 @@
                 <w:rFonts w:ascii="Times New Roman" w:hAnsi="Times New Roman"/>
                 <w:sz w:val="20"/>
               </w:rPr>
-              <w:t>No</w:t>
+              <w:t>Yes</w:t>
             </w:r>
           </w:p>
         </w:tc>
@@ -737,7 +737,7 @@
                 <w:rFonts w:ascii="Times New Roman" w:hAnsi="Times New Roman"/>
                 <w:sz w:val="20"/>
               </w:rPr>
-              <w:t>No</w:t>
+              <w:t>Yes</w:t>
             </w:r>
           </w:p>
         </w:tc>
@@ -1101,7 +1101,7 @@
                 <w:rFonts w:ascii="Times New Roman" w:hAnsi="Times New Roman"/>
                 <w:sz w:val="20"/>
               </w:rPr>
-              <w:t>847.79126 ± 15.42319</w:t>
+              <w:t>797.31130 ± 2.85378</w:t>
             </w:r>
           </w:p>
         </w:tc>
@@ -1115,7 +1115,7 @@
                 <w:rFonts w:ascii="Times New Roman" w:hAnsi="Times New Roman"/>
                 <w:sz w:val="20"/>
               </w:rPr>
-              <w:t>29.11686</w:t>
+              <w:t>28.23670</w:t>
             </w:r>
           </w:p>
         </w:tc>
@@ -1129,7 +1129,7 @@
                 <w:rFonts w:ascii="Times New Roman" w:hAnsi="Times New Roman"/>
                 <w:sz w:val="20"/>
               </w:rPr>
-              <w:t>\textbf{9.88789 ± 0.10520}</w:t>
+              <w:t>\textbf{9.84129 ± 0.10741}</w:t>
             </w:r>
           </w:p>
         </w:tc>
@@ -1143,7 +1143,7 @@
                 <w:rFonts w:ascii="Times New Roman" w:hAnsi="Times New Roman"/>
                 <w:sz w:val="20"/>
               </w:rPr>
-              <w:t>-0.0358</w:t>
+              <w:t>0.0259</w:t>
             </w:r>
           </w:p>
         </w:tc>
@@ -1157,7 +1157,7 @@
                 <w:rFonts w:ascii="Times New Roman" w:hAnsi="Times New Roman"/>
                 <w:sz w:val="20"/>
               </w:rPr>
-              <w:t>3.73831</w:t>
+              <w:t>3.27636</w:t>
             </w:r>
           </w:p>
         </w:tc>
@@ -1171,7 +1171,7 @@
                 <w:rFonts w:ascii="Times New Roman" w:hAnsi="Times New Roman"/>
                 <w:sz w:val="20"/>
               </w:rPr>
-              <w:t>-2.5040</w:t>
+              <w:t>-2.4362</w:t>
             </w:r>
           </w:p>
         </w:tc>
@@ -1185,7 +1185,7 @@
                 <w:rFonts w:ascii="Times New Roman" w:hAnsi="Times New Roman"/>
                 <w:sz w:val="20"/>
               </w:rPr>
-              <w:t>+12.06\%</w:t>
+              <w:t>+5.38\%</w:t>
             </w:r>
           </w:p>
         </w:tc>
@@ -1199,7 +1199,149 @@
                 <w:rFonts w:ascii="Times New Roman" w:hAnsi="Times New Roman"/>
                 <w:sz w:val="20"/>
               </w:rPr>
-              <w:t>No</w:t>
+              <w:t>Yes</w:t>
+            </w:r>
+          </w:p>
+        </w:tc>
+        <w:tc>
+          <w:tcPr>
+            <w:tcW w:type="dxa" w:w="864"/>
+          </w:tcPr>
+          <w:p>
+            <w:r>
+              <w:rPr>
+                <w:rFonts w:ascii="Times New Roman" w:hAnsi="Times New Roman"/>
+                <w:sz w:val="20"/>
+              </w:rPr>
+              <w:t>ok</w:t>
+            </w:r>
+          </w:p>
+        </w:tc>
+      </w:tr>
+      <w:tr>
+        <w:tc>
+          <w:tcPr>
+            <w:tcW w:type="dxa" w:w="864"/>
+          </w:tcPr>
+          <w:p>
+            <w:r>
+              <w:rPr>
+                <w:rFonts w:ascii="Times New Roman" w:hAnsi="Times New Roman"/>
+                <w:sz w:val="20"/>
+              </w:rPr>
+              <w:t>ARCH-LSTM</w:t>
+            </w:r>
+          </w:p>
+        </w:tc>
+        <w:tc>
+          <w:tcPr>
+            <w:tcW w:type="dxa" w:w="864"/>
+          </w:tcPr>
+          <w:p>
+            <w:r>
+              <w:rPr>
+                <w:rFonts w:ascii="Times New Roman" w:hAnsi="Times New Roman"/>
+                <w:sz w:val="20"/>
+              </w:rPr>
+              <w:t>1078.79534 ± 0.03559</w:t>
+            </w:r>
+          </w:p>
+        </w:tc>
+        <w:tc>
+          <w:tcPr>
+            <w:tcW w:type="dxa" w:w="864"/>
+          </w:tcPr>
+          <w:p>
+            <w:r>
+              <w:rPr>
+                <w:rFonts w:ascii="Times New Roman" w:hAnsi="Times New Roman"/>
+                <w:sz w:val="20"/>
+              </w:rPr>
+              <w:t>32.84502</w:t>
+            </w:r>
+          </w:p>
+        </w:tc>
+        <w:tc>
+          <w:tcPr>
+            <w:tcW w:type="dxa" w:w="864"/>
+          </w:tcPr>
+          <w:p>
+            <w:r>
+              <w:rPr>
+                <w:rFonts w:ascii="Times New Roman" w:hAnsi="Times New Roman"/>
+                <w:sz w:val="20"/>
+              </w:rPr>
+              <w:t>12.90828 ± 0.00032</w:t>
+            </w:r>
+          </w:p>
+        </w:tc>
+        <w:tc>
+          <w:tcPr>
+            <w:tcW w:type="dxa" w:w="864"/>
+          </w:tcPr>
+          <w:p>
+            <w:r>
+              <w:rPr>
+                <w:rFonts w:ascii="Times New Roman" w:hAnsi="Times New Roman"/>
+                <w:sz w:val="20"/>
+              </w:rPr>
+              <w:t>-0.3180</w:t>
+            </w:r>
+          </w:p>
+        </w:tc>
+        <w:tc>
+          <w:tcPr>
+            <w:tcW w:type="dxa" w:w="864"/>
+          </w:tcPr>
+          <w:p>
+            <w:r>
+              <w:rPr>
+                <w:rFonts w:ascii="Times New Roman" w:hAnsi="Times New Roman"/>
+                <w:sz w:val="20"/>
+              </w:rPr>
+              <w:t>3.72886</w:t>
+            </w:r>
+          </w:p>
+        </w:tc>
+        <w:tc>
+          <w:tcPr>
+            <w:tcW w:type="dxa" w:w="864"/>
+          </w:tcPr>
+          <w:p>
+            <w:r>
+              <w:rPr>
+                <w:rFonts w:ascii="Times New Roman" w:hAnsi="Times New Roman"/>
+                <w:sz w:val="20"/>
+              </w:rPr>
+              <w:t>-2.4769</w:t>
+            </w:r>
+          </w:p>
+        </w:tc>
+        <w:tc>
+          <w:tcPr>
+            <w:tcW w:type="dxa" w:w="864"/>
+          </w:tcPr>
+          <w:p>
+            <w:r>
+              <w:rPr>
+                <w:rFonts w:ascii="Times New Roman" w:hAnsi="Times New Roman"/>
+                <w:sz w:val="20"/>
+              </w:rPr>
+              <w:t>+42.59\%</w:t>
+            </w:r>
+          </w:p>
+        </w:tc>
+        <w:tc>
+          <w:tcPr>
+            <w:tcW w:type="dxa" w:w="864"/>
+          </w:tcPr>
+          <w:p>
+            <w:r>
+              <w:rPr>
+                <w:rFonts w:ascii="Times New Roman" w:hAnsi="Times New Roman"/>
+                <w:sz w:val="20"/>
+              </w:rPr>
+              <w:t>Yes</w:t>
             </w:r>
           </w:p>
         </w:tc>
@@ -1359,7 +1501,7 @@
                 <w:rFonts w:ascii="Times New Roman" w:hAnsi="Times New Roman"/>
                 <w:sz w:val="20"/>
               </w:rPr>
-              <w:t>No</w:t>
+              <w:t>Yes</w:t>
             </w:r>
           </w:p>
         </w:tc>

--- a/outputs/tables/Table9_OOS_OIL.docx
+++ b/outputs/tables/Table9_OOS_OIL.docx
@@ -311,7 +311,7 @@
                 <w:rFonts w:ascii="Times New Roman" w:hAnsi="Times New Roman"/>
                 <w:sz w:val="20"/>
               </w:rPr>
-              <w:t>Yes</w:t>
+              <w:t>No</w:t>
             </w:r>
           </w:p>
         </w:tc>
@@ -909,6 +909,148 @@
                 <w:rFonts w:ascii="Times New Roman" w:hAnsi="Times New Roman"/>
                 <w:sz w:val="20"/>
               </w:rPr>
+              <w:t>MSGARCH(1,1)</w:t>
+            </w:r>
+          </w:p>
+        </w:tc>
+        <w:tc>
+          <w:tcPr>
+            <w:tcW w:type="dxa" w:w="864"/>
+          </w:tcPr>
+          <w:p>
+            <w:r>
+              <w:rPr>
+                <w:rFonts w:ascii="Times New Roman" w:hAnsi="Times New Roman"/>
+                <w:sz w:val="20"/>
+              </w:rPr>
+              <w:t>858.82026</w:t>
+            </w:r>
+          </w:p>
+        </w:tc>
+        <w:tc>
+          <w:tcPr>
+            <w:tcW w:type="dxa" w:w="864"/>
+          </w:tcPr>
+          <w:p>
+            <w:r>
+              <w:rPr>
+                <w:rFonts w:ascii="Times New Roman" w:hAnsi="Times New Roman"/>
+                <w:sz w:val="20"/>
+              </w:rPr>
+              <w:t>29.30563</w:t>
+            </w:r>
+          </w:p>
+        </w:tc>
+        <w:tc>
+          <w:tcPr>
+            <w:tcW w:type="dxa" w:w="864"/>
+          </w:tcPr>
+          <w:p>
+            <w:r>
+              <w:rPr>
+                <w:rFonts w:ascii="Times New Roman" w:hAnsi="Times New Roman"/>
+                <w:sz w:val="20"/>
+              </w:rPr>
+              <w:t>12.61123</w:t>
+            </w:r>
+          </w:p>
+        </w:tc>
+        <w:tc>
+          <w:tcPr>
+            <w:tcW w:type="dxa" w:w="864"/>
+          </w:tcPr>
+          <w:p>
+            <w:r>
+              <w:rPr>
+                <w:rFonts w:ascii="Times New Roman" w:hAnsi="Times New Roman"/>
+                <w:sz w:val="20"/>
+              </w:rPr>
+              <w:t>-0.0493</w:t>
+            </w:r>
+          </w:p>
+        </w:tc>
+        <w:tc>
+          <w:tcPr>
+            <w:tcW w:type="dxa" w:w="864"/>
+          </w:tcPr>
+          <w:p>
+            <w:r>
+              <w:rPr>
+                <w:rFonts w:ascii="Times New Roman" w:hAnsi="Times New Roman"/>
+                <w:sz w:val="20"/>
+              </w:rPr>
+              <w:t>3.53540</w:t>
+            </w:r>
+          </w:p>
+        </w:tc>
+        <w:tc>
+          <w:tcPr>
+            <w:tcW w:type="dxa" w:w="864"/>
+          </w:tcPr>
+          <w:p>
+            <w:r>
+              <w:rPr>
+                <w:rFonts w:ascii="Times New Roman" w:hAnsi="Times New Roman"/>
+                <w:sz w:val="20"/>
+              </w:rPr>
+              <w:t>-2.5129</w:t>
+            </w:r>
+          </w:p>
+        </w:tc>
+        <w:tc>
+          <w:tcPr>
+            <w:tcW w:type="dxa" w:w="864"/>
+          </w:tcPr>
+          <w:p>
+            <w:r>
+              <w:rPr>
+                <w:rFonts w:ascii="Times New Roman" w:hAnsi="Times New Roman"/>
+                <w:sz w:val="20"/>
+              </w:rPr>
+              <w:t>+13.51\%</w:t>
+            </w:r>
+          </w:p>
+        </w:tc>
+        <w:tc>
+          <w:tcPr>
+            <w:tcW w:type="dxa" w:w="864"/>
+          </w:tcPr>
+          <w:p>
+            <w:r>
+              <w:rPr>
+                <w:rFonts w:ascii="Times New Roman" w:hAnsi="Times New Roman"/>
+                <w:sz w:val="20"/>
+              </w:rPr>
+              <w:t>No</w:t>
+            </w:r>
+          </w:p>
+        </w:tc>
+        <w:tc>
+          <w:tcPr>
+            <w:tcW w:type="dxa" w:w="864"/>
+          </w:tcPr>
+          <w:p>
+            <w:r>
+              <w:rPr>
+                <w:rFonts w:ascii="Times New Roman" w:hAnsi="Times New Roman"/>
+                <w:sz w:val="20"/>
+              </w:rPr>
+              <w:t>—</w:t>
+            </w:r>
+          </w:p>
+        </w:tc>
+      </w:tr>
+      <w:tr>
+        <w:tc>
+          <w:tcPr>
+            <w:tcW w:type="dxa" w:w="864"/>
+          </w:tcPr>
+          <w:p>
+            <w:r>
+              <w:rPr>
+                <w:rFonts w:ascii="Times New Roman" w:hAnsi="Times New Roman"/>
+                <w:sz w:val="20"/>
+              </w:rPr>
               <w:t>HAR</w:t>
             </w:r>
           </w:p>
@@ -1061,17 +1203,141 @@
       <w:tr>
         <w:tc>
           <w:tcPr>
-            <w:tcW w:type="dxa" w:w="8640"/>
-            <w:gridSpan w:val="10"/>
+            <w:tcW w:type="dxa" w:w="864"/>
           </w:tcPr>
           <w:p>
             <w:r>
               <w:rPr>
                 <w:rFonts w:ascii="Times New Roman" w:hAnsi="Times New Roman"/>
-                <w:b/>
                 <w:sz w:val="20"/>
               </w:rPr>
-              <w:t>Panel C</w:t>
+              <w:t>NN-GARCH</w:t>
+            </w:r>
+          </w:p>
+        </w:tc>
+        <w:tc>
+          <w:tcPr>
+            <w:tcW w:type="dxa" w:w="864"/>
+          </w:tcPr>
+          <w:p>
+            <w:r>
+              <w:rPr>
+                <w:rFonts w:ascii="Times New Roman" w:hAnsi="Times New Roman"/>
+                <w:sz w:val="20"/>
+              </w:rPr>
+              <w:t>5037.42774 ± 113921.23438</w:t>
+            </w:r>
+          </w:p>
+        </w:tc>
+        <w:tc>
+          <w:tcPr>
+            <w:tcW w:type="dxa" w:w="864"/>
+          </w:tcPr>
+          <w:p>
+            <w:r>
+              <w:rPr>
+                <w:rFonts w:ascii="Times New Roman" w:hAnsi="Times New Roman"/>
+                <w:sz w:val="20"/>
+              </w:rPr>
+              <w:t>70.97484</w:t>
+            </w:r>
+          </w:p>
+        </w:tc>
+        <w:tc>
+          <w:tcPr>
+            <w:tcW w:type="dxa" w:w="864"/>
+          </w:tcPr>
+          <w:p>
+            <w:r>
+              <w:rPr>
+                <w:rFonts w:ascii="Times New Roman" w:hAnsi="Times New Roman"/>
+                <w:sz w:val="20"/>
+              </w:rPr>
+              <w:t>15.52445 ± 12.90584</w:t>
+            </w:r>
+          </w:p>
+        </w:tc>
+        <w:tc>
+          <w:tcPr>
+            <w:tcW w:type="dxa" w:w="864"/>
+          </w:tcPr>
+          <w:p>
+            <w:r>
+              <w:rPr>
+                <w:rFonts w:ascii="Times New Roman" w:hAnsi="Times New Roman"/>
+                <w:sz w:val="20"/>
+              </w:rPr>
+              <w:t>-5.1546</w:t>
+            </w:r>
+          </w:p>
+        </w:tc>
+        <w:tc>
+          <w:tcPr>
+            <w:tcW w:type="dxa" w:w="864"/>
+          </w:tcPr>
+          <w:p>
+            <w:r>
+              <w:rPr>
+                <w:rFonts w:ascii="Times New Roman" w:hAnsi="Times New Roman"/>
+                <w:sz w:val="20"/>
+              </w:rPr>
+              <w:t>7.54926</w:t>
+            </w:r>
+          </w:p>
+        </w:tc>
+        <w:tc>
+          <w:tcPr>
+            <w:tcW w:type="dxa" w:w="864"/>
+          </w:tcPr>
+          <w:p>
+            <w:r>
+              <w:rPr>
+                <w:rFonts w:ascii="Times New Roman" w:hAnsi="Times New Roman"/>
+                <w:sz w:val="20"/>
+              </w:rPr>
+              <w:t>-3.0604</w:t>
+            </w:r>
+          </w:p>
+        </w:tc>
+        <w:tc>
+          <w:tcPr>
+            <w:tcW w:type="dxa" w:w="864"/>
+          </w:tcPr>
+          <w:p>
+            <w:r>
+              <w:rPr>
+                <w:rFonts w:ascii="Times New Roman" w:hAnsi="Times New Roman"/>
+                <w:sz w:val="20"/>
+              </w:rPr>
+              <w:t>+565.82\%</w:t>
+            </w:r>
+          </w:p>
+        </w:tc>
+        <w:tc>
+          <w:tcPr>
+            <w:tcW w:type="dxa" w:w="864"/>
+          </w:tcPr>
+          <w:p>
+            <w:r>
+              <w:rPr>
+                <w:rFonts w:ascii="Times New Roman" w:hAnsi="Times New Roman"/>
+                <w:sz w:val="20"/>
+              </w:rPr>
+              <w:t>No</w:t>
+            </w:r>
+          </w:p>
+        </w:tc>
+        <w:tc>
+          <w:tcPr>
+            <w:tcW w:type="dxa" w:w="864"/>
+          </w:tcPr>
+          <w:p>
+            <w:r>
+              <w:rPr>
+                <w:rFonts w:ascii="Times New Roman" w:hAnsi="Times New Roman"/>
+                <w:sz w:val="20"/>
+              </w:rPr>
+              <w:t>—</w:t>
             </w:r>
           </w:p>
         </w:tc>
@@ -1087,7 +1353,7 @@
                 <w:rFonts w:ascii="Times New Roman" w:hAnsi="Times New Roman"/>
                 <w:sz w:val="20"/>
               </w:rPr>
-              <w:t>LSTM-SSE-t-Student</w:t>
+              <w:t>LSTM-SSE</w:t>
             </w:r>
           </w:p>
         </w:tc>
@@ -1101,7 +1367,7 @@
                 <w:rFonts w:ascii="Times New Roman" w:hAnsi="Times New Roman"/>
                 <w:sz w:val="20"/>
               </w:rPr>
-              <w:t>797.31130 ± 2.85378</w:t>
+              <w:t>793.13293 ± 6.31644</w:t>
             </w:r>
           </w:p>
         </w:tc>
@@ -1115,7 +1381,7 @@
                 <w:rFonts w:ascii="Times New Roman" w:hAnsi="Times New Roman"/>
                 <w:sz w:val="20"/>
               </w:rPr>
-              <w:t>28.23670</w:t>
+              <w:t>28.16262</w:t>
             </w:r>
           </w:p>
         </w:tc>
@@ -1129,7 +1395,7 @@
                 <w:rFonts w:ascii="Times New Roman" w:hAnsi="Times New Roman"/>
                 <w:sz w:val="20"/>
               </w:rPr>
-              <w:t>\textbf{9.84129 ± 0.10741}</w:t>
+              <w:t>10.08631 ± 0.14964</w:t>
             </w:r>
           </w:p>
         </w:tc>
@@ -1143,7 +1409,7 @@
                 <w:rFonts w:ascii="Times New Roman" w:hAnsi="Times New Roman"/>
                 <w:sz w:val="20"/>
               </w:rPr>
-              <w:t>0.0259</w:t>
+              <w:t>0.0310</w:t>
             </w:r>
           </w:p>
         </w:tc>
@@ -1157,7 +1423,7 @@
                 <w:rFonts w:ascii="Times New Roman" w:hAnsi="Times New Roman"/>
                 <w:sz w:val="20"/>
               </w:rPr>
-              <w:t>3.27636</w:t>
+              <w:t>3.16516</w:t>
             </w:r>
           </w:p>
         </w:tc>
@@ -1171,7 +1437,7 @@
                 <w:rFonts w:ascii="Times New Roman" w:hAnsi="Times New Roman"/>
                 <w:sz w:val="20"/>
               </w:rPr>
-              <w:t>-2.4362</w:t>
+              <w:t>-2.4185</w:t>
             </w:r>
           </w:p>
         </w:tc>
@@ -1185,7 +1451,7 @@
                 <w:rFonts w:ascii="Times New Roman" w:hAnsi="Times New Roman"/>
                 <w:sz w:val="20"/>
               </w:rPr>
-              <w:t>+5.38\%</w:t>
+              <w:t>+4.83\%</w:t>
             </w:r>
           </w:p>
         </w:tc>
@@ -1213,7 +1479,593 @@
                 <w:rFonts w:ascii="Times New Roman" w:hAnsi="Times New Roman"/>
                 <w:sz w:val="20"/>
               </w:rPr>
-              <w:t>ok</w:t>
+              <w:t>—</w:t>
+            </w:r>
+          </w:p>
+        </w:tc>
+      </w:tr>
+      <w:tr>
+        <w:tc>
+          <w:tcPr>
+            <w:tcW w:type="dxa" w:w="864"/>
+          </w:tcPr>
+          <w:p>
+            <w:r>
+              <w:rPr>
+                <w:rFonts w:ascii="Times New Roman" w:hAnsi="Times New Roman"/>
+                <w:sz w:val="20"/>
+              </w:rPr>
+              <w:t>CNN-LSTM</w:t>
+            </w:r>
+          </w:p>
+        </w:tc>
+        <w:tc>
+          <w:tcPr>
+            <w:tcW w:type="dxa" w:w="864"/>
+          </w:tcPr>
+          <w:p>
+            <w:r>
+              <w:rPr>
+                <w:rFonts w:ascii="Times New Roman" w:hAnsi="Times New Roman"/>
+                <w:sz w:val="20"/>
+              </w:rPr>
+              <w:t>810.86952 ± 13.49236</w:t>
+            </w:r>
+          </w:p>
+        </w:tc>
+        <w:tc>
+          <w:tcPr>
+            <w:tcW w:type="dxa" w:w="864"/>
+          </w:tcPr>
+          <w:p>
+            <w:r>
+              <w:rPr>
+                <w:rFonts w:ascii="Times New Roman" w:hAnsi="Times New Roman"/>
+                <w:sz w:val="20"/>
+              </w:rPr>
+              <w:t>28.47577</w:t>
+            </w:r>
+          </w:p>
+        </w:tc>
+        <w:tc>
+          <w:tcPr>
+            <w:tcW w:type="dxa" w:w="864"/>
+          </w:tcPr>
+          <w:p>
+            <w:r>
+              <w:rPr>
+                <w:rFonts w:ascii="Times New Roman" w:hAnsi="Times New Roman"/>
+                <w:sz w:val="20"/>
+              </w:rPr>
+              <w:t>9.85797 ± 0.13304</w:t>
+            </w:r>
+          </w:p>
+        </w:tc>
+        <w:tc>
+          <w:tcPr>
+            <w:tcW w:type="dxa" w:w="864"/>
+          </w:tcPr>
+          <w:p>
+            <w:r>
+              <w:rPr>
+                <w:rFonts w:ascii="Times New Roman" w:hAnsi="Times New Roman"/>
+                <w:sz w:val="20"/>
+              </w:rPr>
+              <w:t>0.0093</w:t>
+            </w:r>
+          </w:p>
+        </w:tc>
+        <w:tc>
+          <w:tcPr>
+            <w:tcW w:type="dxa" w:w="864"/>
+          </w:tcPr>
+          <w:p>
+            <w:r>
+              <w:rPr>
+                <w:rFonts w:ascii="Times New Roman" w:hAnsi="Times New Roman"/>
+                <w:sz w:val="20"/>
+              </w:rPr>
+              <w:t>3.26971</w:t>
+            </w:r>
+          </w:p>
+        </w:tc>
+        <w:tc>
+          <w:tcPr>
+            <w:tcW w:type="dxa" w:w="864"/>
+          </w:tcPr>
+          <w:p>
+            <w:r>
+              <w:rPr>
+                <w:rFonts w:ascii="Times New Roman" w:hAnsi="Times New Roman"/>
+                <w:sz w:val="20"/>
+              </w:rPr>
+              <w:t>-2.4401</w:t>
+            </w:r>
+          </w:p>
+        </w:tc>
+        <w:tc>
+          <w:tcPr>
+            <w:tcW w:type="dxa" w:w="864"/>
+          </w:tcPr>
+          <w:p>
+            <w:r>
+              <w:rPr>
+                <w:rFonts w:ascii="Times New Roman" w:hAnsi="Times New Roman"/>
+                <w:sz w:val="20"/>
+              </w:rPr>
+              <w:t>+7.18\%</w:t>
+            </w:r>
+          </w:p>
+        </w:tc>
+        <w:tc>
+          <w:tcPr>
+            <w:tcW w:type="dxa" w:w="864"/>
+          </w:tcPr>
+          <w:p>
+            <w:r>
+              <w:rPr>
+                <w:rFonts w:ascii="Times New Roman" w:hAnsi="Times New Roman"/>
+                <w:sz w:val="20"/>
+              </w:rPr>
+              <w:t>Yes</w:t>
+            </w:r>
+          </w:p>
+        </w:tc>
+        <w:tc>
+          <w:tcPr>
+            <w:tcW w:type="dxa" w:w="864"/>
+          </w:tcPr>
+          <w:p>
+            <w:r>
+              <w:rPr>
+                <w:rFonts w:ascii="Times New Roman" w:hAnsi="Times New Roman"/>
+                <w:sz w:val="20"/>
+              </w:rPr>
+              <w:t>—</w:t>
+            </w:r>
+          </w:p>
+        </w:tc>
+      </w:tr>
+      <w:tr>
+        <w:tc>
+          <w:tcPr>
+            <w:tcW w:type="dxa" w:w="864"/>
+          </w:tcPr>
+          <w:p>
+            <w:r>
+              <w:rPr>
+                <w:rFonts w:ascii="Times New Roman" w:hAnsi="Times New Roman"/>
+                <w:sz w:val="20"/>
+              </w:rPr>
+              <w:t>LSTM-Attention</w:t>
+            </w:r>
+          </w:p>
+        </w:tc>
+        <w:tc>
+          <w:tcPr>
+            <w:tcW w:type="dxa" w:w="864"/>
+          </w:tcPr>
+          <w:p>
+            <w:r>
+              <w:rPr>
+                <w:rFonts w:ascii="Times New Roman" w:hAnsi="Times New Roman"/>
+                <w:sz w:val="20"/>
+              </w:rPr>
+              <w:t>815.29627 ± 20.89309</w:t>
+            </w:r>
+          </w:p>
+        </w:tc>
+        <w:tc>
+          <w:tcPr>
+            <w:tcW w:type="dxa" w:w="864"/>
+          </w:tcPr>
+          <w:p>
+            <w:r>
+              <w:rPr>
+                <w:rFonts w:ascii="Times New Roman" w:hAnsi="Times New Roman"/>
+                <w:sz w:val="20"/>
+              </w:rPr>
+              <w:t>28.55339</w:t>
+            </w:r>
+          </w:p>
+        </w:tc>
+        <w:tc>
+          <w:tcPr>
+            <w:tcW w:type="dxa" w:w="864"/>
+          </w:tcPr>
+          <w:p>
+            <w:r>
+              <w:rPr>
+                <w:rFonts w:ascii="Times New Roman" w:hAnsi="Times New Roman"/>
+                <w:sz w:val="20"/>
+              </w:rPr>
+              <w:t>\textbf{9.84355 ± 0.20781}</w:t>
+            </w:r>
+          </w:p>
+        </w:tc>
+        <w:tc>
+          <w:tcPr>
+            <w:tcW w:type="dxa" w:w="864"/>
+          </w:tcPr>
+          <w:p>
+            <w:r>
+              <w:rPr>
+                <w:rFonts w:ascii="Times New Roman" w:hAnsi="Times New Roman"/>
+                <w:sz w:val="20"/>
+              </w:rPr>
+              <w:t>0.0039</w:t>
+            </w:r>
+          </w:p>
+        </w:tc>
+        <w:tc>
+          <w:tcPr>
+            <w:tcW w:type="dxa" w:w="864"/>
+          </w:tcPr>
+          <w:p>
+            <w:r>
+              <w:rPr>
+                <w:rFonts w:ascii="Times New Roman" w:hAnsi="Times New Roman"/>
+                <w:sz w:val="20"/>
+              </w:rPr>
+              <w:t>3.32214</w:t>
+            </w:r>
+          </w:p>
+        </w:tc>
+        <w:tc>
+          <w:tcPr>
+            <w:tcW w:type="dxa" w:w="864"/>
+          </w:tcPr>
+          <w:p>
+            <w:r>
+              <w:rPr>
+                <w:rFonts w:ascii="Times New Roman" w:hAnsi="Times New Roman"/>
+                <w:sz w:val="20"/>
+              </w:rPr>
+              <w:t>-2.4446</w:t>
+            </w:r>
+          </w:p>
+        </w:tc>
+        <w:tc>
+          <w:tcPr>
+            <w:tcW w:type="dxa" w:w="864"/>
+          </w:tcPr>
+          <w:p>
+            <w:r>
+              <w:rPr>
+                <w:rFonts w:ascii="Times New Roman" w:hAnsi="Times New Roman"/>
+                <w:sz w:val="20"/>
+              </w:rPr>
+              <w:t>+7.76\%</w:t>
+            </w:r>
+          </w:p>
+        </w:tc>
+        <w:tc>
+          <w:tcPr>
+            <w:tcW w:type="dxa" w:w="864"/>
+          </w:tcPr>
+          <w:p>
+            <w:r>
+              <w:rPr>
+                <w:rFonts w:ascii="Times New Roman" w:hAnsi="Times New Roman"/>
+                <w:sz w:val="20"/>
+              </w:rPr>
+              <w:t>Yes</w:t>
+            </w:r>
+          </w:p>
+        </w:tc>
+        <w:tc>
+          <w:tcPr>
+            <w:tcW w:type="dxa" w:w="864"/>
+          </w:tcPr>
+          <w:p>
+            <w:r>
+              <w:rPr>
+                <w:rFonts w:ascii="Times New Roman" w:hAnsi="Times New Roman"/>
+                <w:sz w:val="20"/>
+              </w:rPr>
+              <w:t>—</w:t>
+            </w:r>
+          </w:p>
+        </w:tc>
+      </w:tr>
+      <w:tr>
+        <w:tc>
+          <w:tcPr>
+            <w:tcW w:type="dxa" w:w="864"/>
+          </w:tcPr>
+          <w:p>
+            <w:r>
+              <w:rPr>
+                <w:rFonts w:ascii="Times New Roman" w:hAnsi="Times New Roman"/>
+                <w:sz w:val="20"/>
+              </w:rPr>
+              <w:t>TCN</w:t>
+            </w:r>
+          </w:p>
+        </w:tc>
+        <w:tc>
+          <w:tcPr>
+            <w:tcW w:type="dxa" w:w="864"/>
+          </w:tcPr>
+          <w:p>
+            <w:r>
+              <w:rPr>
+                <w:rFonts w:ascii="Times New Roman" w:hAnsi="Times New Roman"/>
+                <w:sz w:val="20"/>
+              </w:rPr>
+              <w:t>804.18119 ± 593.96669</w:t>
+            </w:r>
+          </w:p>
+        </w:tc>
+        <w:tc>
+          <w:tcPr>
+            <w:tcW w:type="dxa" w:w="864"/>
+          </w:tcPr>
+          <w:p>
+            <w:r>
+              <w:rPr>
+                <w:rFonts w:ascii="Times New Roman" w:hAnsi="Times New Roman"/>
+                <w:sz w:val="20"/>
+              </w:rPr>
+              <w:t>28.35809</w:t>
+            </w:r>
+          </w:p>
+        </w:tc>
+        <w:tc>
+          <w:tcPr>
+            <w:tcW w:type="dxa" w:w="864"/>
+          </w:tcPr>
+          <w:p>
+            <w:r>
+              <w:rPr>
+                <w:rFonts w:ascii="Times New Roman" w:hAnsi="Times New Roman"/>
+                <w:sz w:val="20"/>
+              </w:rPr>
+              <w:t>9.94148 ± 2.44964</w:t>
+            </w:r>
+          </w:p>
+        </w:tc>
+        <w:tc>
+          <w:tcPr>
+            <w:tcW w:type="dxa" w:w="864"/>
+          </w:tcPr>
+          <w:p>
+            <w:r>
+              <w:rPr>
+                <w:rFonts w:ascii="Times New Roman" w:hAnsi="Times New Roman"/>
+                <w:sz w:val="20"/>
+              </w:rPr>
+              <w:t>0.0175</w:t>
+            </w:r>
+          </w:p>
+        </w:tc>
+        <w:tc>
+          <w:tcPr>
+            <w:tcW w:type="dxa" w:w="864"/>
+          </w:tcPr>
+          <w:p>
+            <w:r>
+              <w:rPr>
+                <w:rFonts w:ascii="Times New Roman" w:hAnsi="Times New Roman"/>
+                <w:sz w:val="20"/>
+              </w:rPr>
+              <w:t>3.31415</w:t>
+            </w:r>
+          </w:p>
+        </w:tc>
+        <w:tc>
+          <w:tcPr>
+            <w:tcW w:type="dxa" w:w="864"/>
+          </w:tcPr>
+          <w:p>
+            <w:r>
+              <w:rPr>
+                <w:rFonts w:ascii="Times New Roman" w:hAnsi="Times New Roman"/>
+                <w:sz w:val="20"/>
+              </w:rPr>
+              <w:t>-2.4516</w:t>
+            </w:r>
+          </w:p>
+        </w:tc>
+        <w:tc>
+          <w:tcPr>
+            <w:tcW w:type="dxa" w:w="864"/>
+          </w:tcPr>
+          <w:p>
+            <w:r>
+              <w:rPr>
+                <w:rFonts w:ascii="Times New Roman" w:hAnsi="Times New Roman"/>
+                <w:sz w:val="20"/>
+              </w:rPr>
+              <w:t>+6.29\%</w:t>
+            </w:r>
+          </w:p>
+        </w:tc>
+        <w:tc>
+          <w:tcPr>
+            <w:tcW w:type="dxa" w:w="864"/>
+          </w:tcPr>
+          <w:p>
+            <w:r>
+              <w:rPr>
+                <w:rFonts w:ascii="Times New Roman" w:hAnsi="Times New Roman"/>
+                <w:sz w:val="20"/>
+              </w:rPr>
+              <w:t>Yes</w:t>
+            </w:r>
+          </w:p>
+        </w:tc>
+        <w:tc>
+          <w:tcPr>
+            <w:tcW w:type="dxa" w:w="864"/>
+          </w:tcPr>
+          <w:p>
+            <w:r>
+              <w:rPr>
+                <w:rFonts w:ascii="Times New Roman" w:hAnsi="Times New Roman"/>
+                <w:sz w:val="20"/>
+              </w:rPr>
+              <w:t>—</w:t>
+            </w:r>
+          </w:p>
+        </w:tc>
+      </w:tr>
+      <w:tr>
+        <w:tc>
+          <w:tcPr>
+            <w:tcW w:type="dxa" w:w="864"/>
+          </w:tcPr>
+          <w:p>
+            <w:r>
+              <w:rPr>
+                <w:rFonts w:ascii="Times New Roman" w:hAnsi="Times New Roman"/>
+                <w:sz w:val="20"/>
+              </w:rPr>
+              <w:t>Transformer</w:t>
+            </w:r>
+          </w:p>
+        </w:tc>
+        <w:tc>
+          <w:tcPr>
+            <w:tcW w:type="dxa" w:w="864"/>
+          </w:tcPr>
+          <w:p>
+            <w:r>
+              <w:rPr>
+                <w:rFonts w:ascii="Times New Roman" w:hAnsi="Times New Roman"/>
+                <w:sz w:val="20"/>
+              </w:rPr>
+              <w:t>775.39299 ± 24.89248</w:t>
+            </w:r>
+          </w:p>
+        </w:tc>
+        <w:tc>
+          <w:tcPr>
+            <w:tcW w:type="dxa" w:w="864"/>
+          </w:tcPr>
+          <w:p>
+            <w:r>
+              <w:rPr>
+                <w:rFonts w:ascii="Times New Roman" w:hAnsi="Times New Roman"/>
+                <w:sz w:val="20"/>
+              </w:rPr>
+              <w:t>27.84588</w:t>
+            </w:r>
+          </w:p>
+        </w:tc>
+        <w:tc>
+          <w:tcPr>
+            <w:tcW w:type="dxa" w:w="864"/>
+          </w:tcPr>
+          <w:p>
+            <w:r>
+              <w:rPr>
+                <w:rFonts w:ascii="Times New Roman" w:hAnsi="Times New Roman"/>
+                <w:sz w:val="20"/>
+              </w:rPr>
+              <w:t>10.18887 ± 0.53373</w:t>
+            </w:r>
+          </w:p>
+        </w:tc>
+        <w:tc>
+          <w:tcPr>
+            <w:tcW w:type="dxa" w:w="864"/>
+          </w:tcPr>
+          <w:p>
+            <w:r>
+              <w:rPr>
+                <w:rFonts w:ascii="Times New Roman" w:hAnsi="Times New Roman"/>
+                <w:sz w:val="20"/>
+              </w:rPr>
+              <w:t>0.0527</w:t>
+            </w:r>
+          </w:p>
+        </w:tc>
+        <w:tc>
+          <w:tcPr>
+            <w:tcW w:type="dxa" w:w="864"/>
+          </w:tcPr>
+          <w:p>
+            <w:r>
+              <w:rPr>
+                <w:rFonts w:ascii="Times New Roman" w:hAnsi="Times New Roman"/>
+                <w:sz w:val="20"/>
+              </w:rPr>
+              <w:t>3.14704</w:t>
+            </w:r>
+          </w:p>
+        </w:tc>
+        <w:tc>
+          <w:tcPr>
+            <w:tcW w:type="dxa" w:w="864"/>
+          </w:tcPr>
+          <w:p>
+            <w:r>
+              <w:rPr>
+                <w:rFonts w:ascii="Times New Roman" w:hAnsi="Times New Roman"/>
+                <w:sz w:val="20"/>
+              </w:rPr>
+              <w:t>-2.4178</w:t>
+            </w:r>
+          </w:p>
+        </w:tc>
+        <w:tc>
+          <w:tcPr>
+            <w:tcW w:type="dxa" w:w="864"/>
+          </w:tcPr>
+          <w:p>
+            <w:r>
+              <w:rPr>
+                <w:rFonts w:ascii="Times New Roman" w:hAnsi="Times New Roman"/>
+                <w:sz w:val="20"/>
+              </w:rPr>
+              <w:t>+2.49\%</w:t>
+            </w:r>
+          </w:p>
+        </w:tc>
+        <w:tc>
+          <w:tcPr>
+            <w:tcW w:type="dxa" w:w="864"/>
+          </w:tcPr>
+          <w:p>
+            <w:r>
+              <w:rPr>
+                <w:rFonts w:ascii="Times New Roman" w:hAnsi="Times New Roman"/>
+                <w:sz w:val="20"/>
+              </w:rPr>
+              <w:t>Yes</w:t>
+            </w:r>
+          </w:p>
+        </w:tc>
+        <w:tc>
+          <w:tcPr>
+            <w:tcW w:type="dxa" w:w="864"/>
+          </w:tcPr>
+          <w:p>
+            <w:r>
+              <w:rPr>
+                <w:rFonts w:ascii="Times New Roman" w:hAnsi="Times New Roman"/>
+                <w:sz w:val="20"/>
+              </w:rPr>
+              <w:t>—</w:t>
+            </w:r>
+          </w:p>
+        </w:tc>
+      </w:tr>
+      <w:tr>
+        <w:tc>
+          <w:tcPr>
+            <w:tcW w:type="dxa" w:w="8640"/>
+            <w:gridSpan w:val="10"/>
+          </w:tcPr>
+          <w:p>
+            <w:r>
+              <w:rPr>
+                <w:rFonts w:ascii="Times New Roman" w:hAnsi="Times New Roman"/>
+                <w:b/>
+                <w:sz w:val="20"/>
+              </w:rPr>
+              <w:t>Panel C</w:t>
             </w:r>
           </w:p>
         </w:tc>
@@ -1243,7 +2095,7 @@
                 <w:rFonts w:ascii="Times New Roman" w:hAnsi="Times New Roman"/>
                 <w:sz w:val="20"/>
               </w:rPr>
-              <w:t>1078.79534 ± 0.03559</w:t>
+              <w:t>849.11407 ± 0.23401</w:t>
             </w:r>
           </w:p>
         </w:tc>
@@ -1257,7 +2109,7 @@
                 <w:rFonts w:ascii="Times New Roman" w:hAnsi="Times New Roman"/>
                 <w:sz w:val="20"/>
               </w:rPr>
-              <w:t>32.84502</w:t>
+              <w:t>29.13956</w:t>
             </w:r>
           </w:p>
         </w:tc>
@@ -1271,7 +2123,7 @@
                 <w:rFonts w:ascii="Times New Roman" w:hAnsi="Times New Roman"/>
                 <w:sz w:val="20"/>
               </w:rPr>
-              <w:t>12.90828 ± 0.00032</w:t>
+              <w:t>10.42606 ± 0.00597</w:t>
             </w:r>
           </w:p>
         </w:tc>
@@ -1285,7 +2137,7 @@
                 <w:rFonts w:ascii="Times New Roman" w:hAnsi="Times New Roman"/>
                 <w:sz w:val="20"/>
               </w:rPr>
-              <w:t>-0.3180</w:t>
+              <w:t>-0.0374</w:t>
             </w:r>
           </w:p>
         </w:tc>
@@ -1299,7 +2151,7 @@
                 <w:rFonts w:ascii="Times New Roman" w:hAnsi="Times New Roman"/>
                 <w:sz w:val="20"/>
               </w:rPr>
-              <w:t>3.72886</w:t>
+              <w:t>3.60566</w:t>
             </w:r>
           </w:p>
         </w:tc>
@@ -1313,7 +2165,7 @@
                 <w:rFonts w:ascii="Times New Roman" w:hAnsi="Times New Roman"/>
                 <w:sz w:val="20"/>
               </w:rPr>
-              <w:t>-2.4769</w:t>
+              <w:t>-2.4655</w:t>
             </w:r>
           </w:p>
         </w:tc>
@@ -1327,7 +2179,149 @@
                 <w:rFonts w:ascii="Times New Roman" w:hAnsi="Times New Roman"/>
                 <w:sz w:val="20"/>
               </w:rPr>
-              <w:t>+42.59\%</w:t>
+              <w:t>+12.23\%</w:t>
+            </w:r>
+          </w:p>
+        </w:tc>
+        <w:tc>
+          <w:tcPr>
+            <w:tcW w:type="dxa" w:w="864"/>
+          </w:tcPr>
+          <w:p>
+            <w:r>
+              <w:rPr>
+                <w:rFonts w:ascii="Times New Roman" w:hAnsi="Times New Roman"/>
+                <w:sz w:val="20"/>
+              </w:rPr>
+              <w:t>No</w:t>
+            </w:r>
+          </w:p>
+        </w:tc>
+        <w:tc>
+          <w:tcPr>
+            <w:tcW w:type="dxa" w:w="864"/>
+          </w:tcPr>
+          <w:p>
+            <w:r>
+              <w:rPr>
+                <w:rFonts w:ascii="Times New Roman" w:hAnsi="Times New Roman"/>
+                <w:sz w:val="20"/>
+              </w:rPr>
+              <w:t>DEGENERATE</w:t>
+            </w:r>
+          </w:p>
+        </w:tc>
+      </w:tr>
+      <w:tr>
+        <w:tc>
+          <w:tcPr>
+            <w:tcW w:type="dxa" w:w="864"/>
+          </w:tcPr>
+          <w:p>
+            <w:r>
+              <w:rPr>
+                <w:rFonts w:ascii="Times New Roman" w:hAnsi="Times New Roman"/>
+                <w:sz w:val="20"/>
+              </w:rPr>
+              <w:t>GARCH-LSTM</w:t>
+            </w:r>
+          </w:p>
+        </w:tc>
+        <w:tc>
+          <w:tcPr>
+            <w:tcW w:type="dxa" w:w="864"/>
+          </w:tcPr>
+          <w:p>
+            <w:r>
+              <w:rPr>
+                <w:rFonts w:ascii="Times New Roman" w:hAnsi="Times New Roman"/>
+                <w:sz w:val="20"/>
+              </w:rPr>
+              <w:t>788.09229 ± 0.31361</w:t>
+            </w:r>
+          </w:p>
+        </w:tc>
+        <w:tc>
+          <w:tcPr>
+            <w:tcW w:type="dxa" w:w="864"/>
+          </w:tcPr>
+          <w:p>
+            <w:r>
+              <w:rPr>
+                <w:rFonts w:ascii="Times New Roman" w:hAnsi="Times New Roman"/>
+                <w:sz w:val="20"/>
+              </w:rPr>
+              <w:t>28.07298</w:t>
+            </w:r>
+          </w:p>
+        </w:tc>
+        <w:tc>
+          <w:tcPr>
+            <w:tcW w:type="dxa" w:w="864"/>
+          </w:tcPr>
+          <w:p>
+            <w:r>
+              <w:rPr>
+                <w:rFonts w:ascii="Times New Roman" w:hAnsi="Times New Roman"/>
+                <w:sz w:val="20"/>
+              </w:rPr>
+              <w:t>10.24780 ± 0.00855</w:t>
+            </w:r>
+          </w:p>
+        </w:tc>
+        <w:tc>
+          <w:tcPr>
+            <w:tcW w:type="dxa" w:w="864"/>
+          </w:tcPr>
+          <w:p>
+            <w:r>
+              <w:rPr>
+                <w:rFonts w:ascii="Times New Roman" w:hAnsi="Times New Roman"/>
+                <w:sz w:val="20"/>
+              </w:rPr>
+              <w:t>0.0371</w:t>
+            </w:r>
+          </w:p>
+        </w:tc>
+        <w:tc>
+          <w:tcPr>
+            <w:tcW w:type="dxa" w:w="864"/>
+          </w:tcPr>
+          <w:p>
+            <w:r>
+              <w:rPr>
+                <w:rFonts w:ascii="Times New Roman" w:hAnsi="Times New Roman"/>
+                <w:sz w:val="20"/>
+              </w:rPr>
+              <w:t>3.14789</w:t>
+            </w:r>
+          </w:p>
+        </w:tc>
+        <w:tc>
+          <w:tcPr>
+            <w:tcW w:type="dxa" w:w="864"/>
+          </w:tcPr>
+          <w:p>
+            <w:r>
+              <w:rPr>
+                <w:rFonts w:ascii="Times New Roman" w:hAnsi="Times New Roman"/>
+                <w:sz w:val="20"/>
+              </w:rPr>
+              <w:t>-2.4082</w:t>
+            </w:r>
+          </w:p>
+        </w:tc>
+        <w:tc>
+          <w:tcPr>
+            <w:tcW w:type="dxa" w:w="864"/>
+          </w:tcPr>
+          <w:p>
+            <w:r>
+              <w:rPr>
+                <w:rFonts w:ascii="Times New Roman" w:hAnsi="Times New Roman"/>
+                <w:sz w:val="20"/>
+              </w:rPr>
+              <w:t>+4.17\%</w:t>
             </w:r>
           </w:p>
         </w:tc>
@@ -1355,7 +2349,7 @@
                 <w:rFonts w:ascii="Times New Roman" w:hAnsi="Times New Roman"/>
                 <w:sz w:val="20"/>
               </w:rPr>
-              <w:t>DEGENERATE</w:t>
+              <w:t>—</w:t>
             </w:r>
           </w:p>
         </w:tc>
@@ -1501,7 +2495,7 @@
                 <w:rFonts w:ascii="Times New Roman" w:hAnsi="Times New Roman"/>
                 <w:sz w:val="20"/>
               </w:rPr>
-              <w:t>Yes</w:t>
+              <w:t>No</w:t>
             </w:r>
           </w:p>
         </w:tc>

--- a/outputs/tables/Table9_OOS_OIL.docx
+++ b/outputs/tables/Table9_OOS_OIL.docx
@@ -2081,149 +2081,7 @@
                 <w:rFonts w:ascii="Times New Roman" w:hAnsi="Times New Roman"/>
                 <w:sz w:val="20"/>
               </w:rPr>
-              <w:t>ARCH-LSTM</w:t>
-            </w:r>
-          </w:p>
-        </w:tc>
-        <w:tc>
-          <w:tcPr>
-            <w:tcW w:type="dxa" w:w="864"/>
-          </w:tcPr>
-          <w:p>
-            <w:r>
-              <w:rPr>
-                <w:rFonts w:ascii="Times New Roman" w:hAnsi="Times New Roman"/>
-                <w:sz w:val="20"/>
-              </w:rPr>
-              <w:t>849.11407 ± 0.23401</w:t>
-            </w:r>
-          </w:p>
-        </w:tc>
-        <w:tc>
-          <w:tcPr>
-            <w:tcW w:type="dxa" w:w="864"/>
-          </w:tcPr>
-          <w:p>
-            <w:r>
-              <w:rPr>
-                <w:rFonts w:ascii="Times New Roman" w:hAnsi="Times New Roman"/>
-                <w:sz w:val="20"/>
-              </w:rPr>
-              <w:t>29.13956</w:t>
-            </w:r>
-          </w:p>
-        </w:tc>
-        <w:tc>
-          <w:tcPr>
-            <w:tcW w:type="dxa" w:w="864"/>
-          </w:tcPr>
-          <w:p>
-            <w:r>
-              <w:rPr>
-                <w:rFonts w:ascii="Times New Roman" w:hAnsi="Times New Roman"/>
-                <w:sz w:val="20"/>
-              </w:rPr>
-              <w:t>10.42606 ± 0.00597</w:t>
-            </w:r>
-          </w:p>
-        </w:tc>
-        <w:tc>
-          <w:tcPr>
-            <w:tcW w:type="dxa" w:w="864"/>
-          </w:tcPr>
-          <w:p>
-            <w:r>
-              <w:rPr>
-                <w:rFonts w:ascii="Times New Roman" w:hAnsi="Times New Roman"/>
-                <w:sz w:val="20"/>
-              </w:rPr>
-              <w:t>-0.0374</w:t>
-            </w:r>
-          </w:p>
-        </w:tc>
-        <w:tc>
-          <w:tcPr>
-            <w:tcW w:type="dxa" w:w="864"/>
-          </w:tcPr>
-          <w:p>
-            <w:r>
-              <w:rPr>
-                <w:rFonts w:ascii="Times New Roman" w:hAnsi="Times New Roman"/>
-                <w:sz w:val="20"/>
-              </w:rPr>
-              <w:t>3.60566</w:t>
-            </w:r>
-          </w:p>
-        </w:tc>
-        <w:tc>
-          <w:tcPr>
-            <w:tcW w:type="dxa" w:w="864"/>
-          </w:tcPr>
-          <w:p>
-            <w:r>
-              <w:rPr>
-                <w:rFonts w:ascii="Times New Roman" w:hAnsi="Times New Roman"/>
-                <w:sz w:val="20"/>
-              </w:rPr>
-              <w:t>-2.4655</w:t>
-            </w:r>
-          </w:p>
-        </w:tc>
-        <w:tc>
-          <w:tcPr>
-            <w:tcW w:type="dxa" w:w="864"/>
-          </w:tcPr>
-          <w:p>
-            <w:r>
-              <w:rPr>
-                <w:rFonts w:ascii="Times New Roman" w:hAnsi="Times New Roman"/>
-                <w:sz w:val="20"/>
-              </w:rPr>
-              <w:t>+12.23\%</w:t>
-            </w:r>
-          </w:p>
-        </w:tc>
-        <w:tc>
-          <w:tcPr>
-            <w:tcW w:type="dxa" w:w="864"/>
-          </w:tcPr>
-          <w:p>
-            <w:r>
-              <w:rPr>
-                <w:rFonts w:ascii="Times New Roman" w:hAnsi="Times New Roman"/>
-                <w:sz w:val="20"/>
-              </w:rPr>
-              <w:t>No</w:t>
-            </w:r>
-          </w:p>
-        </w:tc>
-        <w:tc>
-          <w:tcPr>
-            <w:tcW w:type="dxa" w:w="864"/>
-          </w:tcPr>
-          <w:p>
-            <w:r>
-              <w:rPr>
-                <w:rFonts w:ascii="Times New Roman" w:hAnsi="Times New Roman"/>
-                <w:sz w:val="20"/>
-              </w:rPr>
-              <w:t>DEGENERATE</w:t>
-            </w:r>
-          </w:p>
-        </w:tc>
-      </w:tr>
-      <w:tr>
-        <w:tc>
-          <w:tcPr>
-            <w:tcW w:type="dxa" w:w="864"/>
-          </w:tcPr>
-          <w:p>
-            <w:r>
-              <w:rPr>
-                <w:rFonts w:ascii="Times New Roman" w:hAnsi="Times New Roman"/>
-                <w:sz w:val="20"/>
-              </w:rPr>
-              <w:t>GARCH-LSTM</w:t>
+              <w:t>LSTM-SSE-t-Student</w:t>
             </w:r>
           </w:p>
         </w:tc>
